--- a/S1-CL2-Cloud-Disaster-Recovery/assessments/AT1/AT1-exemplar-solution-design.docx
+++ b/S1-CL2-Cloud-Disaster-Recovery/assessments/AT1/AT1-exemplar-solution-design.docx
@@ -55,7 +55,7 @@
           <w:color w:val="C5613B"/>
           <w:sz w:val="30"/>
         </w:rPr>
-        <w:t>YAT LMS Global Expansion — Solution Design</w:t>
+        <w:t>YAT Website Global Expansion — Solution Design</w:t>
       </w:r>
     </w:p>
     <w:p>
@@ -115,7 +115,7 @@
               <w:rPr>
                 <w:sz w:val="20"/>
               </w:rPr>
-              <w:t>YAT LMS Global Expansion &amp; Disaster Recovery</w:t>
+              <w:t>YAT Website Global Expansion &amp; Disaster Recovery</w:t>
             </w:r>
           </w:p>
         </w:tc>
@@ -157,7 +157,7 @@
               <w:rPr>
                 <w:sz w:val="20"/>
               </w:rPr>
-              <w:t>YAT-MTS-2026-002</w:t>
+              <w:t>YAT-MTS-2026-003</w:t>
             </w:r>
           </w:p>
         </w:tc>
@@ -325,7 +325,7 @@
               <w:rPr>
                 <w:sz w:val="20"/>
               </w:rPr>
-              <w:t>Sam Walker (YAT ICT Manager) · Pat Lin (MTS Senior Consultant)</w:t>
+              <w:t>Sam Walker (YAT ICT Manager) · Dana Mercer (Marketing &amp; Admissions Manager) · Pat Lin (MTS Senior Consultant)</w:t>
             </w:r>
           </w:p>
         </w:tc>
@@ -367,7 +367,7 @@
               <w:rPr>
                 <w:sz w:val="20"/>
               </w:rPr>
-              <w:t>Functional &amp; Non-Functional Requirements; Data Residency &amp; Sovereignty Requirements; Cloud Baseline Solution Design; companion Disaster Recovery Plan</w:t>
+              <w:t>Functional &amp; Non-Functional Requirements; Data Residency &amp; Sovereignty Requirements; Website Cloud Architecture — HA-Hardened Design (baseline); companion Disaster Recovery Plan</w:t>
             </w:r>
           </w:p>
         </w:tc>
@@ -489,7 +489,7 @@
         <w:rPr>
           <w:sz w:val="21"/>
         </w:rPr>
-        <w:t>This Solution Design sets out the architecture changes that prepare the YAT Learning Management System to serve the new India-campus cohort alongside the existing Australian cohort. Two changes are required: (1) scale the web application to serve a global user base while maintaining availability and security, and (2) add a microservice that records India-cohort access events to a store held in India, meeting the data-residency requirements. This design is the basis for the Phase 2 implementation (the Deployment Report) and for the companion Disaster Recovery Plan.</w:t>
+        <w:t>This Solution Design sets out the architecture changes that prepare the YAT public website to serve the new India-campus market alongside its existing Australian audience. The website is YAT's public, unauthenticated shopfront — its users are anonymous visitors arriving from the open internet and from search engines. Two changes are required: (1) scale the website to serve a global, anonymous public audience while maintaining availability and security, and (2) add a microservice that records India-cohort access events to a store held in India, meeting the data-residency requirements. This design is the basis for the Phase 2 implementation (the Deployment Report) and for the companion Disaster Recovery Plan.</w:t>
       </w:r>
     </w:p>
     <w:p>
@@ -497,7 +497,7 @@
         <w:rPr>
           <w:sz w:val="21"/>
         </w:rPr>
-        <w:t>In scope: the web-tier scaling design (edge delivery, compute/cache/storage scaling) and the audit-log microservice design. Out of scope: disaster recovery (the companion DR Plan), the build and its evidence (the Phase 2 Deployment Report), and the legal determination of the residency obligations (owned by YAT compliance — this design treats them as fixed inputs).</w:t>
+        <w:t>In scope: the web-tier scaling design (edge delivery, caching, public-traffic protection) and the audit-log microservice design. Out of scope: disaster recovery (the companion DR Plan), the build and its evidence (the Phase 2 Deployment Report), and the legal determination of the residency obligations (owned by YAT compliance — this design treats them as fixed inputs).</w:t>
       </w:r>
     </w:p>
     <w:p>
@@ -534,7 +534,7 @@
         <w:rPr>
           <w:sz w:val="21"/>
         </w:rPr>
-        <w:t>This design is built from the Functional &amp; Non-Functional Requirements, the Data Residency &amp; Sovereignty Requirements, the LMS Application Specification (cloud), and the existing Cloud Baseline Solution Design. The partnership roughly doubles the active user base and adds a cohort about 7,000 km from the Sydney region, so the application must serve India users with acceptable latency, absorb a higher and more variable concurrent load, and preserve the existing availability and security posture.</w:t>
+        <w:t>This design is built from the Functional &amp; Non-Functional Requirements, the Data Residency &amp; Sovereignty Requirements, the Website Specification, and the existing HA-Hardened Solution Design (the baseline). The partnership opens the website to a large new market of anonymous prospective students far from the Sydney region, so the website must serve that audience with acceptable latency, absorb a higher and spikier public read load, stay discoverable in search, and preserve its availability and security under greater public exposure.</w:t>
       </w:r>
     </w:p>
     <w:p>
@@ -660,7 +660,7 @@
               <w:rPr>
                 <w:sz w:val="18"/>
               </w:rPr>
-              <w:t>Serve a global user base (AU + India) with acceptable latency</w:t>
+              <w:t>Serve a global, anonymous public audience (AU + India) with acceptable latency</w:t>
             </w:r>
           </w:p>
         </w:tc>
@@ -840,6 +840,66 @@
               <w:rPr>
                 <w:sz w:val="18"/>
               </w:rPr>
+              <w:t>Protect the public attack surface (web exploits, bots, DDoS) and stay search-discoverable</w:t>
+            </w:r>
+          </w:p>
+        </w:tc>
+        <w:tc>
+          <w:tcPr>
+            <w:tcW w:type="dxa" w:w="3402"/>
+            <w:tcBorders>
+              <w:top w:val="single" w:sz="4" w:space="0" w:color="E4DED3"/>
+              <w:left w:val="single" w:sz="4" w:space="0" w:color="E4DED3"/>
+              <w:bottom w:val="single" w:sz="4" w:space="0" w:color="E4DED3"/>
+              <w:right w:val="single" w:sz="4" w:space="0" w:color="E4DED3"/>
+            </w:tcBorders>
+          </w:tcPr>
+          <w:p>
+            <w:r>
+              <w:rPr>
+                <w:sz w:val="18"/>
+              </w:rPr>
+              <w:t>Functional &amp; Non-Functional Requirements</w:t>
+            </w:r>
+          </w:p>
+        </w:tc>
+      </w:tr>
+      <w:tr>
+        <w:tc>
+          <w:tcPr>
+            <w:tcW w:type="dxa" w:w="794"/>
+            <w:tcBorders>
+              <w:top w:val="single" w:sz="4" w:space="0" w:color="E4DED3"/>
+              <w:left w:val="single" w:sz="4" w:space="0" w:color="E4DED3"/>
+              <w:bottom w:val="single" w:sz="4" w:space="0" w:color="E4DED3"/>
+              <w:right w:val="single" w:sz="4" w:space="0" w:color="E4DED3"/>
+            </w:tcBorders>
+          </w:tcPr>
+          <w:p>
+            <w:r>
+              <w:rPr>
+                <w:b/>
+                <w:sz w:val="18"/>
+              </w:rPr>
+              <w:t>R5</w:t>
+            </w:r>
+          </w:p>
+        </w:tc>
+        <w:tc>
+          <w:tcPr>
+            <w:tcW w:type="dxa" w:w="4876"/>
+            <w:tcBorders>
+              <w:top w:val="single" w:sz="4" w:space="0" w:color="E4DED3"/>
+              <w:left w:val="single" w:sz="4" w:space="0" w:color="E4DED3"/>
+              <w:bottom w:val="single" w:sz="4" w:space="0" w:color="E4DED3"/>
+              <w:right w:val="single" w:sz="4" w:space="0" w:color="E4DED3"/>
+            </w:tcBorders>
+          </w:tcPr>
+          <w:p>
+            <w:r>
+              <w:rPr>
+                <w:sz w:val="18"/>
+              </w:rPr>
               <w:t>India-cohort access logs retained in India (&gt;= 180 days)</w:t>
             </w:r>
           </w:p>
@@ -881,7 +941,7 @@
                 <w:b/>
                 <w:sz w:val="18"/>
               </w:rPr>
-              <w:t>R5</w:t>
+              <w:t>R6</w:t>
             </w:r>
           </w:p>
         </w:tc>
@@ -900,7 +960,7 @@
               <w:rPr>
                 <w:sz w:val="18"/>
               </w:rPr>
-              <w:t>Main LMS data may remain in Australia (light residency slice)</w:t>
+              <w:t>Main website data may remain in Australia (light residency slice)</w:t>
             </w:r>
           </w:p>
         </w:tc>
@@ -952,7 +1012,7 @@
         <w:rPr>
           <w:sz w:val="21"/>
         </w:rPr>
-        <w:t>The current architecture (Cloud Baseline Solution Design) is a single-region, multi-AZ deployment in ap-southeast-2 (Sydney): an Application Load Balancer across two Availability Zones, an Auto Scaling group of EC2 application instances, a Multi-AZ RDS database, and S3 for static assets. It is highly available within the region but was sized for a single Australian cohort served entirely from Sydney.</w:t>
+        <w:t>The current architecture (HA-Hardened Solution Design) is a single-region, multi-AZ deployment in ap-southeast-2 (Sydney): an Application Load Balancer across two Availability Zones, an Auto Scaling group of EC2 instances running the LAMP / CMS stack, a Multi-AZ RDS database, and Amazon S3 for media. It is highly available within the region but was sized for an Australian audience served entirely from Sydney.</w:t>
       </w:r>
     </w:p>
     <w:p>
@@ -960,7 +1020,7 @@
         <w:rPr>
           <w:sz w:val="21"/>
         </w:rPr>
-        <w:t>Reviewed layer by layer against R1–R3, three gaps drive this design:</w:t>
+        <w:t>Reviewed layer by layer against R1–R4, four gaps drive this design:</w:t>
       </w:r>
     </w:p>
     <w:p>
@@ -971,7 +1031,7 @@
         <w:rPr>
           <w:sz w:val="21"/>
         </w:rPr>
-        <w:t>Edge / global delivery — India users are served entirely from Sydney; there is no CDN, so static and cacheable content travels the full distance on every request, hurting latency (R1).</w:t>
+        <w:t>Edge / global delivery — anonymous India visitors are served entirely from Sydney; there is no CDN, so static and cacheable content travels the full distance on every request, hurting latency (R1).</w:t>
       </w:r>
     </w:p>
     <w:p>
@@ -982,7 +1042,7 @@
         <w:rPr>
           <w:sz w:val="21"/>
         </w:rPr>
-        <w:t>Read-path scale — the Auto Scaling group scales compute, but there is no caching layer to absorb a larger, spikier read and session load off the database (R2).</w:t>
+        <w:t>Read-path scale — the Auto Scaling group scales compute, but there is no caching layer to absorb a larger, spikier public read load off the database (R2).</w:t>
       </w:r>
     </w:p>
     <w:p>
@@ -993,7 +1053,18 @@
         <w:rPr>
           <w:sz w:val="21"/>
         </w:rPr>
-        <w:t>Logging residency — all access logging currently lands in Sydney; there is no mechanism to keep India-cohort access logs in India (R4).</w:t>
+        <w:t>Public exposure — as an unauthenticated public site reaching a wider audience, it needs protection at the edge against web exploits, scraping bots and denial-of-service, and it must stay search-discoverable; the baseline has neither a CDN edge nor edge security in front of it (R4).</w:t>
+      </w:r>
+    </w:p>
+    <w:p>
+      <w:pPr>
+        <w:pStyle w:val="ListBullet"/>
+      </w:pPr>
+      <w:r>
+        <w:rPr>
+          <w:sz w:val="21"/>
+        </w:rPr>
+        <w:t>Logging residency — all access logging currently lands in Sydney; there is no mechanism to keep India-cohort access logs in India (R5).</w:t>
       </w:r>
     </w:p>
     <w:p>
@@ -1001,7 +1072,7 @@
         <w:rPr>
           <w:sz w:val="21"/>
         </w:rPr>
-        <w:t>The compute and load-balancing tiers scale adequately and are retained largely unchanged; the gaps are at the edge, the data read path, and logging residency — addressed in §5 and §6.</w:t>
+        <w:t>The compute and load-balancing tiers scale adequately and are retained largely unchanged; the gaps are at the edge, the data read path, public-traffic protection, and logging residency — addressed in §5 and §6.</w:t>
       </w:r>
     </w:p>
     <w:p>
@@ -1041,7 +1112,7 @@
         <w:rPr>
           <w:sz w:val="21"/>
         </w:rPr>
-        <w:t>CL1 is fully implemented: the LMS runs highly available in ap-southeast-2 (multi-AZ ALB/ASG/RDS).</w:t>
+        <w:t>The baseline is fully implemented: the website runs highly available in ap-southeast-2 (multi-AZ ALB / ASG / RDS, media on S3).</w:t>
       </w:r>
     </w:p>
     <w:p>
@@ -1063,7 +1134,7 @@
         <w:rPr>
           <w:sz w:val="21"/>
         </w:rPr>
-        <w:t>Data residency is a fixed input: India-cohort access logs must be in India; the main LMS database may remain in Australia (the light residency slice).</w:t>
+        <w:t>Data residency is a fixed input: India-cohort access logs must be in India; the main website database may remain in Australia (the light residency slice).</w:t>
       </w:r>
     </w:p>
     <w:p>
@@ -1079,7 +1150,7 @@
         <w:rPr>
           <w:sz w:val="21"/>
         </w:rPr>
-        <w:t>ap-southeast-2 (Sydney) remains the primary application and data region. ap-south-1 (Mumbai) is introduced for one purpose only — to hold the India-cohort audit log (the residency slice, §6). Global users are reached through edge delivery (§5.3), not by replicating the application into other regions. The main LMS database stays in Sydney; only the access logs are residency-bound.</w:t>
+        <w:t>ap-southeast-2 (Sydney) remains the primary application and data region. ap-south-1 (Mumbai) is introduced for one purpose only — to hold the India-cohort audit log (the residency slice, §6). Global, anonymous visitors are reached through edge delivery (§5.3), not by replicating the application into other regions. The main website database stays in Sydney; only the access logs are residency-bound.</w:t>
       </w:r>
     </w:p>
     <w:p>
@@ -1095,7 +1166,7 @@
         <w:rPr>
           <w:sz w:val="21"/>
         </w:rPr>
-        <w:t>The baseline's IAM, VPC / network, compute (ALB + Auto Scaling group), database (Multi-AZ RDS) and S3 storage are retained. This design adds three things: a global edge / caching layer in front of the application (§5), a read / session cache (§5), and the audit-log microservice in India (§6). Infrastructure layers not described there are unchanged from the Baseline Solution Design.</w:t>
+        <w:t>The baseline's IAM, VPC / network, compute (ALB + Auto Scaling group), database (Multi-AZ RDS) and S3 media storage are retained. This design adds: a global edge / caching layer with edge security in front of the website (§5), a read / session cache (§5), and the audit-log microservice in India (§6). Infrastructure layers not described here are unchanged from the baseline.</w:t>
       </w:r>
     </w:p>
     <w:p>
@@ -1116,7 +1187,7 @@
           <w:color w:val="1F5A5C"/>
           <w:sz w:val="17"/>
         </w:rPr>
-        <w:t>Evidences: [ICTCLD503 PC 1.3, 1.4, 1.5, 1.6, 1.7] · [ICTCLD503 PE 1, 5] · [ICTCLD503 KE 3, 6]</w:t>
+        <w:t>Evidences: [ICTCLD503 PC 1.3, 1.4, 1.5, 1.6, 1.7] · [ICTCLD503 PE 1, 5]</w:t>
       </w:r>
     </w:p>
     <w:p>
@@ -1132,7 +1203,7 @@
         <w:rPr>
           <w:sz w:val="21"/>
         </w:rPr>
-        <w:t>The drivers (PC 1.1, 1.3): roughly double the concurrent users, a geographically distant second cohort, and a spikier demand profile (assessment deadlines, term start). The design must scale network, compute and storage elastically (R2) and serve the global base with acceptable latency (R1) without weakening availability or security (R3).</w:t>
+        <w:t>The drivers (PC 1.1, 1.3): a large new audience of anonymous public visitors, geographically distant from Sydney, with a read-heavy and spiky demand profile (marketing campaigns, the enrolment-enquiry period). The design must scale network, compute and storage elastically (R2) and serve the global, anonymous base with acceptable latency (R1) while preserving availability and security under greater public exposure (R3, R4).</w:t>
       </w:r>
     </w:p>
     <w:p>
@@ -1148,7 +1219,7 @@
         <w:rPr>
           <w:sz w:val="21"/>
         </w:rPr>
-        <w:t>Services selected to scale the web application (PC 1.3) and how each layer scales as utilisation increases (PC 1.4):</w:t>
+        <w:t>Services selected to scale the website (PC 1.3) and how each layer scales as utilisation increases (PC 1.4):</w:t>
       </w:r>
     </w:p>
     <w:tbl>
@@ -1285,7 +1356,7 @@
               <w:rPr>
                 <w:sz w:val="18"/>
               </w:rPr>
-              <w:t>Serves cached / static content from edge locations worldwide; India users hit the nearest edge, not Sydney</w:t>
+              <w:t>Serves cached / static content from edge locations worldwide; India visitors hit the nearest edge, not Sydney</w:t>
             </w:r>
           </w:p>
         </w:tc>
@@ -1345,7 +1416,7 @@
               <w:rPr>
                 <w:sz w:val="18"/>
               </w:rPr>
-              <w:t>Target-tracking policies add / remove instances on demand; retuned for the higher global load</w:t>
+              <w:t>Target-tracking policies add / remove instances on demand; retuned for the higher, spikier public load</w:t>
             </w:r>
           </w:p>
         </w:tc>
@@ -1405,7 +1476,7 @@
               <w:rPr>
                 <w:sz w:val="18"/>
               </w:rPr>
-              <w:t>Absorbs session state and hot reads off the database as concurrency grows</w:t>
+              <w:t>Absorbs session and hot-read load off the database as anonymous concurrency grows</w:t>
             </w:r>
           </w:p>
         </w:tc>
@@ -1465,7 +1536,7 @@
               <w:rPr>
                 <w:sz w:val="18"/>
               </w:rPr>
-              <w:t>Effectively unlimited object storage; edge-cached for global delivery</w:t>
+              <w:t>Effectively unlimited media storage; edge-cached for global delivery</w:t>
             </w:r>
           </w:p>
         </w:tc>
@@ -1537,7 +1608,7 @@
         <w:pStyle w:val="Heading3"/>
       </w:pPr>
       <w:r>
-        <w:t>5.3 Global delivery</w:t>
+        <w:t>5.3 Global delivery and discoverability</w:t>
       </w:r>
     </w:p>
     <w:p>
@@ -1545,7 +1616,7 @@
         <w:rPr>
           <w:sz w:val="21"/>
         </w:rPr>
-        <w:t>A global user base is served (PC 1.5) by pushing content to the edge with CloudFront and routing users to the lowest-latency entry point with Route 53. Dynamic requests still reach the Sydney origin, but the dominant share of LMS traffic — course media, static assets, cacheable GETs — is served from the nearest edge, so India users get acceptable latency without replicating the application or its data into India.</w:t>
+        <w:t>A global, anonymous audience is served (PC 1.5) by pushing content to the edge with CloudFront and routing visitors to the lowest-latency entry point with Route 53. The website is read-heavy and highly cacheable — marketing pages, the course catalogue, media — so the dominant share of traffic is served from the nearest edge and India visitors get acceptable latency without replicating the application or its data into India. Because the catalogue and marketing pages are the primary acquisition channel for the new market, the edge configuration preserves clean, crawlable URLs and fast first-byte times so the site stays discoverable by search engines (R4).</w:t>
       </w:r>
     </w:p>
     <w:p>
@@ -1561,7 +1632,7 @@
         <w:rPr>
           <w:sz w:val="21"/>
         </w:rPr>
-        <w:t>Each web-scale component is chosen where it fits (KE 3):</w:t>
+        <w:t>Each web-scale component is chosen where it fits:</w:t>
       </w:r>
     </w:p>
     <w:tbl>
@@ -1679,7 +1750,7 @@
               <w:rPr>
                 <w:sz w:val="18"/>
               </w:rPr>
-              <w:t>SQL (RDS) for LMS data; NoSQL (DynamoDB) for the audit log</w:t>
+              <w:t>SQL (RDS) for website content / enquiry data; NoSQL (DynamoDB) for the audit log</w:t>
             </w:r>
           </w:p>
         </w:tc>
@@ -1698,7 +1769,7 @@
               <w:rPr>
                 <w:sz w:val="18"/>
               </w:rPr>
-              <w:t>Relational integrity for enrolment / assessment data; append-only high-write key-value for logs (§6)</w:t>
+              <w:t>Relational integrity for the CMS and enquiry / application records; append-only high-write key-value for logs (§6)</w:t>
             </w:r>
           </w:p>
         </w:tc>
@@ -1739,7 +1810,7 @@
               <w:rPr>
                 <w:sz w:val="18"/>
               </w:rPr>
-              <w:t>Keep the LMS a monolith; split the audit function into a microservice</w:t>
+              <w:t>Keep the website (CMS) a monolith; split the audit function into a microservice</w:t>
             </w:r>
           </w:p>
         </w:tc>
@@ -1758,7 +1829,7 @@
               <w:rPr>
                 <w:sz w:val="18"/>
               </w:rPr>
-              <w:t>The monolith performs well and isn't the bottleneck; the new, independently-scaling concern is isolated (§6)</w:t>
+              <w:t>The CMS performs well and isn't the bottleneck; the new, independently-scaling concern is isolated (§6)</w:t>
             </w:r>
           </w:p>
         </w:tc>
@@ -1799,7 +1870,7 @@
               <w:rPr>
                 <w:sz w:val="18"/>
               </w:rPr>
-              <w:t>Container / VM (EC2 + ASG) for the app; serverless (Lambda) for the microservice</w:t>
+              <w:t>Container / VM (EC2 + ASG) for the site; serverless (Lambda) for the microservice</w:t>
             </w:r>
           </w:p>
         </w:tc>
@@ -1818,7 +1889,7 @@
               <w:rPr>
                 <w:sz w:val="18"/>
               </w:rPr>
-              <w:t>Steady app load suits always-on instances; bursty event load suits scale-to-zero serverless</w:t>
+              <w:t>Steady site load suits always-on instances; bursty event load suits scale-to-zero serverless</w:t>
             </w:r>
           </w:p>
         </w:tc>
@@ -1878,7 +1949,7 @@
               <w:rPr>
                 <w:sz w:val="18"/>
               </w:rPr>
-              <w:t>Edge delivery for global latency; in-memory caching for read scale</w:t>
+              <w:t>Edge delivery for global, anonymous latency; in-memory caching for read scale</w:t>
             </w:r>
           </w:p>
         </w:tc>
@@ -1898,7 +1969,7 @@
         <w:rPr>
           <w:sz w:val="21"/>
         </w:rPr>
-        <w:t>Availability is preserved (PC 1.6) — the multi-AZ ALB / ASG / RDS design is unchanged, and CloudFront and ElastiCache are themselves resilient managed services. Security is preserved — TLS end-to-end, AWS WAF at the CloudFront edge, the origin locked to accept only CloudFront traffic, and no change to the IAM or data-at-rest posture. The design was reviewed against R1–R3 and meets them.</w:t>
+        <w:t>Availability is preserved (PC 1.6) — the multi-AZ ALB / ASG / RDS design is unchanged, and CloudFront and ElastiCache are themselves resilient managed services. Security is preserved and strengthened for the wider public exposure (R4): TLS end-to-end; AWS WAF at the CloudFront edge for the OWASP-class web exploits; AWS Shield and WAF rate-based and bot rules to blunt scraping, credential-stuffing of the public application form, and denial-of-service; and the origin locked to accept only CloudFront traffic. There is no change to the IAM or data-at-rest posture. The design was reviewed against R1–R4 and meets them.</w:t>
       </w:r>
     </w:p>
     <w:p>
@@ -1906,7 +1977,7 @@
         <w:rPr>
           <w:sz w:val="21"/>
         </w:rPr>
-        <w:t>This is one architecture that scales networking, compute and storage for the multi-tier LMS (PE 1) using established web-scaling principles — edge offload, horizontal compute scaling, read caching (PE 5, KE 6) — and the rationale for each change is recorded above, satisfying the requirement to document and justify the architecture changes (PC 1.7).</w:t>
+        <w:t>This is one architecture that scales networking, compute and storage for the multi-tier website (PE 1) using established web-scaling principles — edge offload, horizontal compute scaling, read caching (PE 5) — and the rationale for each change is recorded above, satisfying the requirement to document and justify the architecture changes (PC 1.7).</w:t>
       </w:r>
     </w:p>
     <w:p>
@@ -1927,7 +1998,7 @@
           <w:color w:val="1F5A5C"/>
           <w:sz w:val="17"/>
         </w:rPr>
-        <w:t>Evidences: [ICTCLD503 PC 2.1, 2.2, 2.3, 2.4] · [ICTCLD503 PE 2] · [ICTCLD503 KE 4]</w:t>
+        <w:t>Evidences: [ICTCLD503 PC 2.1, 2.2, 2.3, 2.4] · [ICTCLD503 PE 2]</w:t>
       </w:r>
     </w:p>
     <w:p>
@@ -1943,7 +2014,7 @@
         <w:rPr>
           <w:sz w:val="21"/>
         </w:rPr>
-        <w:t>One microservice is introduced (PC 2.1) — the Access-Log Service. Its single responsibility is to record India-cohort access events durably and in-region. The data transaction: on each relevant LMS event (login, course access, assessment view) for an India-cohort user, the LMS emits an event and the service persists one append-only audit record. It never reads back into the LMS and holds no other state — highly cohesive and loosely coupled.</w:t>
+        <w:t>One microservice is introduced (PC 2.1) — the Access-Log Service. Its single responsibility is to record India-cohort access events durably and in-region. The data transaction: on each relevant website event (page view, enquiry / application submission) for an India-cohort visitor, the website emits an event and the service persists one append-only audit record. It never reads back into the website and holds no other state — highly cohesive and loosely coupled.</w:t>
       </w:r>
     </w:p>
     <w:p>
@@ -2096,7 +2167,7 @@
               <w:rPr>
                 <w:sz w:val="18"/>
               </w:rPr>
-              <w:t>Receives the LMS event webhook over HTTPS</w:t>
+              <w:t>Receives the website event webhook over HTTPS</w:t>
             </w:r>
           </w:p>
         </w:tc>
@@ -2276,7 +2347,7 @@
               <w:rPr>
                 <w:sz w:val="18"/>
               </w:rPr>
-              <w:t>Append-only NoSQL audit log, kept in India (R4 / CERT-In &gt;= 180 days)</w:t>
+              <w:t>Append-only NoSQL audit log, kept in India (R5 / CERT-In &gt;= 180 days)</w:t>
             </w:r>
           </w:p>
         </w:tc>
@@ -2296,7 +2367,7 @@
         <w:rPr>
           <w:sz w:val="21"/>
         </w:rPr>
-        <w:t>Flow (PC 2.3): LMS event webhook → API Gateway (ap-south-1) → SQS → Lambda → DynamoDB (ap-south-1). The LMS is the event producer and knows only the webhook contract; everything behind it can change independently. The design is highly cohesive and loosely coupled (the service does one thing; the LMS integrates only through the contract); it uses a managed database / storage service for persistent data (DynamoDB); and it connects its parts with API, messaging and queuing services (API Gateway + SQS) — the three KE 4 elements. Because the store is in ap-south-1, the access logs are resident in India by construction.</w:t>
+        <w:t>Flow (PC 2.3): website event webhook → API Gateway (ap-south-1) → SQS → Lambda → DynamoDB (ap-south-1). The website is the event producer and knows only the webhook contract; everything behind it can change independently. The design is highly cohesive and loosely coupled (the service does one thing; the website integrates only through the contract); it uses a managed database / storage service for persistent data (DynamoDB); and it connects its parts with API, messaging and queuing services (API Gateway + SQS). Because the store is in ap-south-1, the access logs are resident in India by construction.</w:t>
       </w:r>
     </w:p>
     <w:p>
@@ -2312,7 +2383,7 @@
         <w:rPr>
           <w:sz w:val="21"/>
         </w:rPr>
-        <w:t>The contract the LMS calls is the single coupling point (PC 2.4): POST /events with a JSON body { event_id, occurred_at, user_ref, cohort, event_type, source_ip }, authenticated with a signing key. Defining it here lets the LMS and the service evolve independently. The same generic contract is reused unchanged by the Accounting practice project, where the payload carries transaction-audit events instead of access events — the engine is identical, only the payload differs.</w:t>
+        <w:t>The contract the website calls is the single coupling point (PC 2.4): POST /events with a JSON body { event_id, occurred_at, user_ref, cohort, event_type, source_ip }, authenticated with a signing key. Defining it here lets the website and the service evolve independently. The contract is deliberately generic — any event producer that meets it can use the same service unchanged, only the payload differing.</w:t>
       </w:r>
     </w:p>
     <w:p>
@@ -2454,7 +2525,7 @@
               <w:rPr>
                 <w:sz w:val="18"/>
               </w:rPr>
-              <w:t>Stand up the audit-log microservice in ap-south-1 (API Gateway → SQS → Lambda → DynamoDB) and point the LMS webhook at it</w:t>
+              <w:t>Stand up the audit-log microservice in ap-south-1 (API Gateway → SQS → Lambda → DynamoDB) and point the website webhook at it</w:t>
             </w:r>
           </w:p>
         </w:tc>
@@ -2574,7 +2645,7 @@
               <w:rPr>
                 <w:sz w:val="18"/>
               </w:rPr>
-              <w:t>Put CloudFront + WAF in front of the ALB and switch Route 53 to the distribution</w:t>
+              <w:t>Put CloudFront + WAF / Shield in front of the ALB and switch Route 53 to the distribution</w:t>
             </w:r>
           </w:p>
         </w:tc>
@@ -2634,7 +2705,7 @@
               <w:rPr>
                 <w:sz w:val="18"/>
               </w:rPr>
-              <w:t>Retune the Auto Scaling group scaling policies for the global load profile</w:t>
+              <w:t>Retune the Auto Scaling group scaling policies for the public, spikier load profile</w:t>
             </w:r>
           </w:p>
         </w:tc>
@@ -2692,7 +2763,7 @@
         <w:rPr>
           <w:sz w:val="21"/>
         </w:rPr>
-        <w:t>A load test ramps concurrent users to the projected global peak; the Auto Scaling group scales out and back, edge offload and cache hit-rate are measured, and p95 latency for an India-region client stays within target (R1, R2).</w:t>
+        <w:t>A load test ramps anonymous concurrent visitors to the projected global peak; the Auto Scaling group scales out and back, edge offload and cache hit-rate are measured, and p95 latency for an India-region client stays within target (R1, R2).</w:t>
       </w:r>
     </w:p>
     <w:p>
@@ -2703,7 +2774,7 @@
         <w:rPr>
           <w:sz w:val="21"/>
         </w:rPr>
-        <w:t>Confirm multi-AZ failover still works, WAF blocks the OWASP baseline, and the origin rejects non-CloudFront traffic (R3).</w:t>
+        <w:t>Confirm multi-AZ failover still works, WAF blocks the OWASP baseline, the rate-based / bot rules throttle abusive traffic, and the origin rejects non-CloudFront traffic (R3, R4).</w:t>
       </w:r>
     </w:p>
     <w:p>
@@ -2744,7 +2815,7 @@
         <w:rPr>
           <w:sz w:val="21"/>
         </w:rPr>
-        <w:t>Confirm the audit store location is ap-south-1 (R4).</w:t>
+        <w:t>Confirm the audit store location is ap-south-1 (R5).</w:t>
       </w:r>
     </w:p>
     <w:p>
@@ -2796,7 +2867,7 @@
         <w:rPr>
           <w:sz w:val="21"/>
         </w:rPr>
-        <w:t>Replicating the main LMS database into India — deliberately avoided; the residency slice is the access logs only, and replication would add cost and complexity for no required benefit.</w:t>
+        <w:t>Replicating the main website database into India — deliberately avoided; the residency slice is the access logs only, and replication would add cost and complexity for no required benefit.</w:t>
       </w:r>
     </w:p>
     <w:p>
@@ -2815,7 +2886,7 @@
         <w:rPr>
           <w:sz w:val="21"/>
         </w:rPr>
-        <w:t>Functional &amp; Non-Functional Requirements (YAT LMS Global Expansion)</w:t>
+        <w:t>Functional &amp; Non-Functional Requirements (YAT Website Global Expansion)</w:t>
       </w:r>
     </w:p>
     <w:p>
@@ -2837,7 +2908,7 @@
         <w:rPr>
           <w:sz w:val="21"/>
         </w:rPr>
-        <w:t>LMS Application Specification (cloud)</w:t>
+        <w:t>Website Specification</w:t>
       </w:r>
     </w:p>
     <w:p>
@@ -2848,7 +2919,7 @@
         <w:rPr>
           <w:sz w:val="21"/>
         </w:rPr>
-        <w:t>Cloud Baseline Solution Design</w:t>
+        <w:t>Website Cloud Architecture — HA-Hardened Design (the baseline)</w:t>
       </w:r>
     </w:p>
     <w:p>
@@ -2888,7 +2959,7 @@
         <w:rPr>
           <w:sz w:val="21"/>
         </w:rPr>
-        <w:t>This design was reviewed by the MTS Senior Consultant and presented to the YAT ICT Manager for approval at the design walkthrough (the AT1 presentation), together with the companion DR Plan. Approval at that walkthrough is the gate to Phase 2 implementation.</w:t>
+        <w:t>Before submission the design was reviewed internally against R1–R4 and the requirements, and by the MTS Senior Consultant. Stakeholder approval of the design is obtained at the AT1 design-walkthrough presentation, together with the companion DR Plan (Part C); the sign-off below records that approval.</w:t>
       </w:r>
     </w:p>
     <w:p>
@@ -2896,7 +2967,7 @@
         <w:pStyle w:val="Heading3"/>
       </w:pPr>
       <w:r>
-        <w:t>11.1 Reviewer feedback and author response</w:t>
+        <w:t>11.1 Review feedback and author response</w:t>
       </w:r>
     </w:p>
     <w:tbl>
@@ -2936,7 +3007,7 @@
         </w:tc>
         <w:tc>
           <w:tcPr>
-            <w:tcW w:type="dxa" w:w="3175"/>
+            <w:tcW w:type="dxa" w:w="3061"/>
             <w:shd w:val="clear" w:color="auto" w:fill="1F5A5C"/>
             <w:tcBorders>
               <w:top w:val="single" w:sz="4" w:space="0" w:color="E4DED3"/>
@@ -2952,7 +3023,7 @@
                 <w:color w:val="FFFFFF"/>
                 <w:sz w:val="18"/>
               </w:rPr>
-              <w:t>Reviewer feedback</w:t>
+              <w:t>Review feedback</w:t>
             </w:r>
           </w:p>
         </w:tc>
@@ -2980,7 +3051,7 @@
         </w:tc>
         <w:tc>
           <w:tcPr>
-            <w:tcW w:type="dxa" w:w="2381"/>
+            <w:tcW w:type="dxa" w:w="2268"/>
             <w:shd w:val="clear" w:color="auto" w:fill="1F5A5C"/>
             <w:tcBorders>
               <w:top w:val="single" w:sz="4" w:space="0" w:color="E4DED3"/>
@@ -3024,7 +3095,7 @@
         </w:tc>
         <w:tc>
           <w:tcPr>
-            <w:tcW w:type="dxa" w:w="3175"/>
+            <w:tcW w:type="dxa" w:w="3061"/>
             <w:tcBorders>
               <w:top w:val="single" w:sz="4" w:space="0" w:color="E4DED3"/>
               <w:left w:val="single" w:sz="4" w:space="0" w:color="E4DED3"/>
@@ -3037,7 +3108,7 @@
               <w:rPr>
                 <w:sz w:val="18"/>
               </w:rPr>
-              <w:t>Confirm India users are served without replicating data into India</w:t>
+              <w:t>Confirm anonymous India visitors are served without replicating data into India</w:t>
             </w:r>
           </w:p>
         </w:tc>
@@ -3062,7 +3133,7 @@
         </w:tc>
         <w:tc>
           <w:tcPr>
-            <w:tcW w:type="dxa" w:w="2381"/>
+            <w:tcW w:type="dxa" w:w="2268"/>
             <w:tcBorders>
               <w:top w:val="single" w:sz="4" w:space="0" w:color="E4DED3"/>
               <w:left w:val="single" w:sz="4" w:space="0" w:color="E4DED3"/>
@@ -3103,7 +3174,86 @@
         </w:tc>
         <w:tc>
           <w:tcPr>
-            <w:tcW w:type="dxa" w:w="3175"/>
+            <w:tcW w:type="dxa" w:w="3061"/>
+            <w:tcBorders>
+              <w:top w:val="single" w:sz="4" w:space="0" w:color="E4DED3"/>
+              <w:left w:val="single" w:sz="4" w:space="0" w:color="E4DED3"/>
+              <w:bottom w:val="single" w:sz="4" w:space="0" w:color="E4DED3"/>
+              <w:right w:val="single" w:sz="4" w:space="0" w:color="E4DED3"/>
+            </w:tcBorders>
+          </w:tcPr>
+          <w:p>
+            <w:r>
+              <w:rPr>
+                <w:sz w:val="18"/>
+              </w:rPr>
+              <w:t>Confirm the public exposure is addressed, not just latency</w:t>
+            </w:r>
+          </w:p>
+        </w:tc>
+        <w:tc>
+          <w:tcPr>
+            <w:tcW w:type="dxa" w:w="3061"/>
+            <w:tcBorders>
+              <w:top w:val="single" w:sz="4" w:space="0" w:color="E4DED3"/>
+              <w:left w:val="single" w:sz="4" w:space="0" w:color="E4DED3"/>
+              <w:bottom w:val="single" w:sz="4" w:space="0" w:color="E4DED3"/>
+              <w:right w:val="single" w:sz="4" w:space="0" w:color="E4DED3"/>
+            </w:tcBorders>
+          </w:tcPr>
+          <w:p>
+            <w:r>
+              <w:rPr>
+                <w:sz w:val="18"/>
+              </w:rPr>
+              <w:t>WAF + Shield + rate-based / bot rules added at the edge; SEO discoverability preserved</w:t>
+            </w:r>
+          </w:p>
+        </w:tc>
+        <w:tc>
+          <w:tcPr>
+            <w:tcW w:type="dxa" w:w="2268"/>
+            <w:tcBorders>
+              <w:top w:val="single" w:sz="4" w:space="0" w:color="E4DED3"/>
+              <w:left w:val="single" w:sz="4" w:space="0" w:color="E4DED3"/>
+              <w:bottom w:val="single" w:sz="4" w:space="0" w:color="E4DED3"/>
+              <w:right w:val="single" w:sz="4" w:space="0" w:color="E4DED3"/>
+            </w:tcBorders>
+          </w:tcPr>
+          <w:p>
+            <w:r>
+              <w:rPr>
+                <w:sz w:val="18"/>
+              </w:rPr>
+              <w:t>Recorded in §5.3 and §5.5</w:t>
+            </w:r>
+          </w:p>
+        </w:tc>
+      </w:tr>
+      <w:tr>
+        <w:tc>
+          <w:tcPr>
+            <w:tcW w:type="dxa" w:w="454"/>
+            <w:tcBorders>
+              <w:top w:val="single" w:sz="4" w:space="0" w:color="E4DED3"/>
+              <w:left w:val="single" w:sz="4" w:space="0" w:color="E4DED3"/>
+              <w:bottom w:val="single" w:sz="4" w:space="0" w:color="E4DED3"/>
+              <w:right w:val="single" w:sz="4" w:space="0" w:color="E4DED3"/>
+            </w:tcBorders>
+          </w:tcPr>
+          <w:p>
+            <w:r>
+              <w:rPr>
+                <w:b/>
+                <w:sz w:val="18"/>
+              </w:rPr>
+              <w:t>3</w:t>
+            </w:r>
+          </w:p>
+        </w:tc>
+        <w:tc>
+          <w:tcPr>
+            <w:tcW w:type="dxa" w:w="3061"/>
             <w:tcBorders>
               <w:top w:val="single" w:sz="4" w:space="0" w:color="E4DED3"/>
               <w:left w:val="single" w:sz="4" w:space="0" w:color="E4DED3"/>
@@ -3141,7 +3291,7 @@
         </w:tc>
         <w:tc>
           <w:tcPr>
-            <w:tcW w:type="dxa" w:w="2381"/>
+            <w:tcW w:type="dxa" w:w="2268"/>
             <w:tcBorders>
               <w:top w:val="single" w:sz="4" w:space="0" w:color="E4DED3"/>
               <w:left w:val="single" w:sz="4" w:space="0" w:color="E4DED3"/>
@@ -3512,6 +3662,124 @@
     <w:p/>
     <w:p>
       <w:pPr>
+        <w:sectPr>
+          <w:headerReference w:type="default" r:id="rId13"/>
+          <w:footerReference w:type="default" r:id="rId14"/>
+          <w:pgSz w:w="11906" w:h="16838"/>
+          <w:pgMar w:top="1474" w:right="1247" w:bottom="1247" w:left="1247" w:header="567" w:footer="567" w:gutter="0"/>
+          <w:cols w:space="720"/>
+          <w:docGrid w:linePitch="360"/>
+        </w:sectPr>
+      </w:pPr>
+    </w:p>
+    <w:p>
+      <w:pPr>
+        <w:pStyle w:val="Heading1"/>
+      </w:pPr>
+      <w:r>
+        <w:t>Appendix A — Knowledge Evidence</w:t>
+      </w:r>
+    </w:p>
+    <w:p>
+      <w:r>
+        <w:rPr>
+          <w:sz w:val="21"/>
+        </w:rPr>
+        <w:t>Written contextual responses for ICTCLD503 (design knowledge) — the mandatory knowledge-evidence location for Part A. Each question asks the candidate to reason about their own design; the answers below are the model responses (assessor reference).</w:t>
+      </w:r>
+    </w:p>
+    <w:p>
+      <w:pPr>
+        <w:spacing w:after="120"/>
+      </w:pPr>
+      <w:r>
+        <w:rPr>
+          <w:i/>
+          <w:color w:val="1F5A5C"/>
+          <w:sz w:val="17"/>
+        </w:rPr>
+        <w:t>Evidences: [ICTCLD503 KE 3] — functions, benefits and differences of web-scale cloud components (SQL/NoSQL, monolith/microservice, compute models, CDN/in-memory stores)</w:t>
+      </w:r>
+    </w:p>
+    <w:p>
+      <w:r>
+        <w:rPr>
+          <w:b/>
+          <w:sz w:val="21"/>
+        </w:rPr>
+        <w:t>Q1. Your design makes four component choices — SQL vs NoSQL, monolith vs microservice, the compute model, and CDN vs in-memory caching. Explain the function and trade-off of each and why you chose as you did for this website.</w:t>
+      </w:r>
+    </w:p>
+    <w:p>
+      <w:r>
+        <w:rPr>
+          <w:sz w:val="21"/>
+        </w:rPr>
+        <w:t>SQL (RDS) gives relational integrity and querying for the CMS content and the enquiry / application records; NoSQL (DynamoDB) gives cheap, high-write, append-only storage that suits the audit log — so each data shape goes to the store that fits it. A monolith keeps related code and data together and is simplest when one component performs well, which the CMS does; a microservice isolates a single, independently-scaling concern, which is why only the new audit function is split out. For compute, VMs/containers (EC2 + ASG) suit steady, always-on site load, while serverless (Lambda) suits the bursty, scale-to-zero event load of the microservice. A CDN caches and serves content from edge locations close to anonymous global visitors (latency); an in-memory store (ElastiCache) caches hot reads and sessions close to the application (read scale) — they solve different bottlenecks, so the design uses both.</w:t>
+      </w:r>
+    </w:p>
+    <w:p>
+      <w:pPr>
+        <w:spacing w:after="120"/>
+      </w:pPr>
+      <w:r>
+        <w:rPr>
+          <w:i/>
+          <w:color w:val="1F5A5C"/>
+          <w:sz w:val="17"/>
+        </w:rPr>
+        <w:t>Evidences: [ICTCLD503 KE 4] — definitions, functions, features and uses of web-scale cloud infrastructure (cohesive/loosely-coupled systems; managed database/storage; API, messaging and queuing services)</w:t>
+      </w:r>
+    </w:p>
+    <w:p>
+      <w:r>
+        <w:rPr>
+          <w:b/>
+          <w:sz w:val="21"/>
+        </w:rPr>
+        <w:t>Q2. Your audit-log service is described as highly cohesive and loosely coupled, using a managed datastore and API / messaging / queuing services. Explain what those properties mean and how your design exhibits them.</w:t>
+      </w:r>
+    </w:p>
+    <w:p>
+      <w:r>
+        <w:rPr>
+          <w:sz w:val="21"/>
+        </w:rPr>
+        <w:t>High cohesion means a component does one well-defined job: the service only records access events and holds no other state. Loose coupling means components depend on each other only through a stable interface, not internals: the website and the service share just the webhook contract, so either can change behind it. A managed database / storage service (DynamoDB) provides durable persistent storage without running database servers. API, messaging and queuing services connect the parts: API Gateway is the HTTPS ingress, and an SQS queue buffers events between ingress and the Lambda writer so a spike or a downstream stall queues rather than drops or blocks. Together these give a small, resilient, independently-scalable service.</w:t>
+      </w:r>
+    </w:p>
+    <w:p>
+      <w:pPr>
+        <w:spacing w:after="120"/>
+      </w:pPr>
+      <w:r>
+        <w:rPr>
+          <w:i/>
+          <w:color w:val="1F5A5C"/>
+          <w:sz w:val="17"/>
+        </w:rPr>
+        <w:t>Evidences: [ICTCLD503 KE 6] — web-scaling principles and technologies</w:t>
+      </w:r>
+    </w:p>
+    <w:p>
+      <w:r>
+        <w:rPr>
+          <w:b/>
+          <w:sz w:val="21"/>
+        </w:rPr>
+        <w:t>Q3. Which web-scaling principles and technologies does your design apply, and how does each address the website's global, anonymous, read-heavy load?</w:t>
+      </w:r>
+    </w:p>
+    <w:p>
+      <w:r>
+        <w:rPr>
+          <w:sz w:val="21"/>
+        </w:rPr>
+        <w:t>The design applies three core web-scaling principles. Edge offload: push cacheable content to a CDN (CloudFront) so most requests are served close to the visitor and never reach the origin — the biggest win for a read-heavy public site with a distant audience. Horizontal scaling: add and remove stateless compute on demand (the EC2 Auto Scaling group on target-tracking policies) rather than relying on a bigger single server, so capacity tracks the spiky public load. Caching the read path: an in-memory store (ElastiCache) absorbs hot reads and session lookups off the database as anonymous concurrency grows. Keeping the application stateless behind the load balancer is what lets the compute and edge tiers scale independently without sticky-session constraints.</w:t>
+      </w:r>
+    </w:p>
+    <w:p>
+      <w:pPr>
         <w:pStyle w:val="Heading1"/>
       </w:pPr>
       <w:r>
@@ -3692,7 +3960,7 @@
               <w:rPr>
                 <w:sz w:val="18"/>
               </w:rPr>
-              <w:t>YAT LMS Global Expansion &amp; Disaster Recovery</w:t>
+              <w:t>YAT Website Global Expansion &amp; Disaster Recovery</w:t>
             </w:r>
           </w:p>
         </w:tc>
@@ -3774,7 +4042,7 @@
               <w:rPr>
                 <w:sz w:val="18"/>
               </w:rPr>
-              <w:t>LMS Global Expansion Deployment Report (Phase 2)</w:t>
+              <w:t>Website Global Expansion Deployment Report (Phase 2)</w:t>
             </w:r>
           </w:p>
         </w:tc>
@@ -3782,8 +4050,8 @@
     </w:tbl>
     <w:p/>
     <w:sectPr>
-      <w:headerReference w:type="default" r:id="rId13"/>
-      <w:footerReference w:type="default" r:id="rId14"/>
+      <w:headerReference w:type="default" r:id="rId15"/>
+      <w:footerReference w:type="default" r:id="rId16"/>
       <w:pgSz w:w="11906" w:h="16838"/>
       <w:pgMar w:top="1474" w:right="1247" w:bottom="1247" w:left="1247" w:header="567" w:footer="567" w:gutter="0"/>
       <w:cols w:space="720"/>
@@ -3967,6 +4235,64 @@
 </w:ftr>
 </file>
 
+<file path=word/footer4.xml><?xml version="1.0" encoding="utf-8"?>
+<w:ftr xmlns:m="http://schemas.openxmlformats.org/officeDocument/2006/math" xmlns:mc="http://schemas.openxmlformats.org/markup-compatibility/2006" xmlns:mo="http://schemas.microsoft.com/office/mac/office/2008/main" xmlns:mv="urn:schemas-microsoft-com:mac:vml" xmlns:o="urn:schemas-microsoft-com:office:office" xmlns:r="http://schemas.openxmlformats.org/officeDocument/2006/relationships" xmlns:v="urn:schemas-microsoft-com:vml" xmlns:w10="urn:schemas-microsoft-com:office:word" xmlns:w14="http://schemas.microsoft.com/office/word/2010/wordml" xmlns:w="http://schemas.openxmlformats.org/wordprocessingml/2006/main" xmlns:wne="http://schemas.microsoft.com/office/word/2006/wordml" xmlns:wp14="http://schemas.microsoft.com/office/word/2010/wordprocessingDrawing" xmlns:wp="http://schemas.openxmlformats.org/drawingml/2006/wordprocessingDrawing" xmlns:wpc="http://schemas.microsoft.com/office/word/2010/wordprocessingCanvas" xmlns:wpg="http://schemas.microsoft.com/office/word/2010/wordprocessingGroup" xmlns:wpi="http://schemas.microsoft.com/office/word/2010/wordprocessingInk" xmlns:wps="http://schemas.microsoft.com/office/word/2010/wordprocessingShape" mc:Ignorable="w14 wp14">
+  <w:p>
+    <w:pPr>
+      <w:pStyle w:val="Footer"/>
+      <w:pBdr>
+        <w:bottom w:val="single" w:sz="6" w:space="4" w:color="1F5A5C"/>
+      </w:pBdr>
+      <w:tabs>
+        <w:tab w:pos="9354" w:val="right"/>
+      </w:tabs>
+    </w:pPr>
+    <w:r/>
+    <w:r>
+      <w:rPr>
+        <w:b/>
+        <w:color w:val="1F5A5C"/>
+        <w:sz w:val="17"/>
+      </w:rPr>
+      <w:t>YAT College</w:t>
+    </w:r>
+    <w:r>
+      <w:tab/>
+    </w:r>
+    <w:r>
+      <w:rPr>
+        <w:color w:val="6B6660"/>
+        <w:sz w:val="17"/>
+      </w:rPr>
+      <w:t xml:space="preserve">Page </w:t>
+    </w:r>
+    <w:r>
+      <w:fldChar w:fldCharType="begin"/>
+      <w:instrText xml:space="preserve">PAGE</w:instrText>
+      <w:fldChar w:fldCharType="separate"/>
+    </w:r>
+    <w:r>
+      <w:fldChar w:fldCharType="end"/>
+    </w:r>
+    <w:r>
+      <w:rPr>
+        <w:color w:val="6B6660"/>
+        <w:sz w:val="17"/>
+      </w:rPr>
+      <w:t xml:space="preserve"> of </w:t>
+    </w:r>
+    <w:r>
+      <w:fldChar w:fldCharType="begin"/>
+      <w:instrText xml:space="preserve">NUMPAGES</w:instrText>
+      <w:fldChar w:fldCharType="separate"/>
+    </w:r>
+    <w:r>
+      <w:fldChar w:fldCharType="end"/>
+    </w:r>
+  </w:p>
+</w:ftr>
+</file>
+
 <file path=word/header1.xml><?xml version="1.0" encoding="utf-8"?>
 <w:hdr xmlns:m="http://schemas.openxmlformats.org/officeDocument/2006/math" xmlns:mc="http://schemas.openxmlformats.org/markup-compatibility/2006" xmlns:mo="http://schemas.microsoft.com/office/mac/office/2008/main" xmlns:mv="urn:schemas-microsoft-com:mac:vml" xmlns:o="urn:schemas-microsoft-com:office:office" xmlns:r="http://schemas.openxmlformats.org/officeDocument/2006/relationships" xmlns:v="urn:schemas-microsoft-com:vml" xmlns:w10="urn:schemas-microsoft-com:office:word" xmlns:w14="http://schemas.microsoft.com/office/word/2010/wordml" xmlns:w="http://schemas.openxmlformats.org/wordprocessingml/2006/main" xmlns:wne="http://schemas.microsoft.com/office/word/2006/wordml" xmlns:wp14="http://schemas.microsoft.com/office/word/2010/wordprocessingDrawing" xmlns:wp="http://schemas.openxmlformats.org/drawingml/2006/wordprocessingDrawing" xmlns:wpc="http://schemas.microsoft.com/office/word/2010/wordprocessingCanvas" xmlns:wpg="http://schemas.microsoft.com/office/word/2010/wordprocessingGroup" xmlns:wpi="http://schemas.microsoft.com/office/word/2010/wordprocessingInk" xmlns:wps="http://schemas.microsoft.com/office/word/2010/wordprocessingShape" mc:Ignorable="w14 wp14">
   <w:p>
@@ -4008,6 +4334,26 @@
 </file>
 
 <file path=word/header3.xml><?xml version="1.0" encoding="utf-8"?>
+<w:hdr xmlns:m="http://schemas.openxmlformats.org/officeDocument/2006/math" xmlns:mc="http://schemas.openxmlformats.org/markup-compatibility/2006" xmlns:mo="http://schemas.microsoft.com/office/mac/office/2008/main" xmlns:mv="urn:schemas-microsoft-com:mac:vml" xmlns:o="urn:schemas-microsoft-com:office:office" xmlns:r="http://schemas.openxmlformats.org/officeDocument/2006/relationships" xmlns:v="urn:schemas-microsoft-com:vml" xmlns:w10="urn:schemas-microsoft-com:office:word" xmlns:w14="http://schemas.microsoft.com/office/word/2010/wordml" xmlns:w="http://schemas.openxmlformats.org/wordprocessingml/2006/main" xmlns:wne="http://schemas.microsoft.com/office/word/2006/wordml" xmlns:wp14="http://schemas.microsoft.com/office/word/2010/wordprocessingDrawing" xmlns:wp="http://schemas.openxmlformats.org/drawingml/2006/wordprocessingDrawing" xmlns:wpc="http://schemas.microsoft.com/office/word/2010/wordprocessingCanvas" xmlns:wpg="http://schemas.microsoft.com/office/word/2010/wordprocessingGroup" xmlns:wpi="http://schemas.microsoft.com/office/word/2010/wordprocessingInk" xmlns:wps="http://schemas.microsoft.com/office/word/2010/wordprocessingShape" mc:Ignorable="w14 wp14">
+  <w:p>
+    <w:pPr>
+      <w:pStyle w:val="Header"/>
+      <w:jc w:val="center"/>
+      <w:shd w:val="clear" w:color="auto" w:fill="C99932"/>
+    </w:pPr>
+    <w:r>
+      <w:rPr>
+        <w:b/>
+        <w:color w:val="1F2329"/>
+        <w:sz w:val="17"/>
+      </w:rPr>
+      <w:t>This is a fictional organisation used as a case study in an educational context.</w:t>
+    </w:r>
+  </w:p>
+</w:hdr>
+</file>
+
+<file path=word/header4.xml><?xml version="1.0" encoding="utf-8"?>
 <w:hdr xmlns:m="http://schemas.openxmlformats.org/officeDocument/2006/math" xmlns:mc="http://schemas.openxmlformats.org/markup-compatibility/2006" xmlns:mo="http://schemas.microsoft.com/office/mac/office/2008/main" xmlns:mv="urn:schemas-microsoft-com:mac:vml" xmlns:o="urn:schemas-microsoft-com:office:office" xmlns:r="http://schemas.openxmlformats.org/officeDocument/2006/relationships" xmlns:v="urn:schemas-microsoft-com:vml" xmlns:w10="urn:schemas-microsoft-com:office:word" xmlns:w14="http://schemas.microsoft.com/office/word/2010/wordml" xmlns:w="http://schemas.openxmlformats.org/wordprocessingml/2006/main" xmlns:wne="http://schemas.microsoft.com/office/word/2006/wordml" xmlns:wp14="http://schemas.microsoft.com/office/word/2010/wordprocessingDrawing" xmlns:wp="http://schemas.openxmlformats.org/drawingml/2006/wordprocessingDrawing" xmlns:wpc="http://schemas.microsoft.com/office/word/2010/wordprocessingCanvas" xmlns:wpg="http://schemas.microsoft.com/office/word/2010/wordprocessingGroup" xmlns:wpi="http://schemas.microsoft.com/office/word/2010/wordprocessingInk" xmlns:wps="http://schemas.microsoft.com/office/word/2010/wordprocessingShape" mc:Ignorable="w14 wp14">
   <w:p>
     <w:pPr>
